--- a/06_manuscript/ijir_v0_1_20260720/03_submission_files/IJIR_Main_Manuscript_v0_1.docx
+++ b/06_manuscript/ijir_v0_1_20260720/03_submission_files/IJIR_Main_Manuscript_v0_1.docx
@@ -13,16 +13,7 @@
     </w:p>
     <w:p>
       <w:r>
-        <w:t>Xiancheng Du¹, Shuchun Tao¹, Kaihua Xue¹, Yongkun Zhu¹, Ming Chen²</w:t>
-      </w:r>
-      <w:r>
-        <w:rPr>
-          <w:i/>
-        </w:rPr>
-        <w:t>, Chunhui Liu²</w:t>
-      </w:r>
-      <w:r>
-        <w:t>, Chao Sun²*</w:t>
+        <w:t>Xiancheng Du¹, Shuchun Tao¹, Kaihua Xue¹, Yongkun Zhu¹, Ming Chen²†, Chunhui Liu²†, Chao Sun²†</w:t>
       </w:r>
     </w:p>
     <w:p>
@@ -37,13 +28,7 @@
     </w:p>
     <w:p>
       <w:r>
-        <w:rPr>
-          <w:i/>
-        </w:rPr>
-        <w:t>Correspondence:</w:t>
-      </w:r>
-      <w:r>
-        <w:t xml:space="preserve"> Ming Chen (mingchenseu@126.com), Chunhui Liu (liuc863@126.com), and Chao Sun (csun@seu.edu.cn), Department of Urology, Zhongda Hospital, Southeast University, 87 Dingjiaqiao Road, Nanjing, Jiangsu 210009, China. Chao Sun is the primary submission contact (ORCID: 0000-0003-0538-1239).</w:t>
+        <w:t>†Correspondence: Ming Chen (mingchenseu@126.com), Chunhui Liu (liuc863@126.com), and Chao Sun (csun@seu.edu.cn), Department of Urology, Zhongda Hospital, Southeast University, 87 Dingjiaqiao Road, Nanjing, Jiangsu 210009, China. Chao Sun is the primary submission contact (ORCID: 0000-0003-0538-1239).</w:t>
       </w:r>
     </w:p>
     <w:p>

--- a/06_manuscript/ijir_v0_1_20260720/03_submission_files/IJIR_Main_Manuscript_v0_1.docx
+++ b/06_manuscript/ijir_v0_1_20260720/03_submission_files/IJIR_Main_Manuscript_v0_1.docx
@@ -324,7 +324,7 @@
     </w:p>
     <w:p>
       <w:r>
-        <w:t>The GWAS summary statistics analyzed in this study are available from the GWAS Catalog, FinnGen R12, the 1000 Genomes Project reference release, and the cited 2025 ED study under their respective source terms. Source accessions, URLs, checksums, frozen result tables, and data dictionaries are supplied in the Supplementary Data. Analysis code and hash receipts will be deposited in a DOI-assigned public repository before submission; the final URL is [TODO: repository DOI/URL]. Third-party raw summary-statistic files will not be redistributed where source terms do not permit redistribution.</w:t>
+        <w:t>The GWAS summary statistics analyzed in this study are available from the GWAS Catalog, FinnGen R12, the 1000 Genomes Project reference release, and the cited 2025 ED study under their respective source terms. Source accessions, URLs, checksums, frozen result tables, and data dictionaries are supplied in the Supplementary Data. Analysis code, hash receipts, frozen summary results, and manuscript-associated materials are publicly archived in Zenodo at https://doi.org/10.5281/zenodo.21456671 (version 0.1.0; all-version concept DOI: https://doi.org/10.5281/zenodo.21456670). The development repository is available at https://github.com/DuXC/gut-microbiome-ed-mr. Third-party raw summary-statistic files are not redistributed where source terms do not permit redistribution.</w:t>
       </w:r>
     </w:p>
     <w:p>
